--- a/22676191_NguyenPhuTrieu_Tuan1/report_Tuan1.docx
+++ b/22676191_NguyenPhuTrieu_Tuan1/report_Tuan1.docx
@@ -72,80 +72,13 @@
       <w:r>
         <w:rPr>
           <w:rFonts w:ascii="Times New Roman" w:hAnsi="Times New Roman" w:cs="Times New Roman"/>
+          <w:noProof/>
         </w:rPr>
         <w:drawing>
           <wp:inline distT="0" distB="0" distL="0" distR="0" wp14:anchorId="71D42CAC" wp14:editId="3897E14A">
             <wp:extent cx="5943600" cy="3343275"/>
             <wp:effectExtent l="0" t="0" r="0" b="9525"/>
             <wp:docPr id="1" name="Picture 1"/>
-            <wp:cNvGraphicFramePr>
-              <a:graphicFrameLocks xmlns:a="http://schemas.openxmlformats.org/drawingml/2006/main" noChangeAspect="1"/>
-            </wp:cNvGraphicFramePr>
-            <a:graphic xmlns:a="http://schemas.openxmlformats.org/drawingml/2006/main">
-              <a:graphicData uri="http://schemas.openxmlformats.org/drawingml/2006/picture">
-                <pic:pic xmlns:pic="http://schemas.openxmlformats.org/drawingml/2006/picture">
-                  <pic:nvPicPr>
-                    <pic:cNvPr id="1" name=""/>
-                    <pic:cNvPicPr/>
-                  </pic:nvPicPr>
-                  <pic:blipFill>
-                    <a:blip r:embed="rId6"/>
-                    <a:stretch>
-                      <a:fillRect/>
-                    </a:stretch>
-                  </pic:blipFill>
-                  <pic:spPr>
-                    <a:xfrm>
-                      <a:off x="0" y="0"/>
-                      <a:ext cx="5943600" cy="3343275"/>
-                    </a:xfrm>
-                    <a:prstGeom prst="rect">
-                      <a:avLst/>
-                    </a:prstGeom>
-                  </pic:spPr>
-                </pic:pic>
-              </a:graphicData>
-            </a:graphic>
-          </wp:inline>
-        </w:drawing>
-      </w:r>
-    </w:p>
-    <w:p>
-      <w:pPr>
-        <w:rPr>
-          <w:rFonts w:ascii="Times New Roman" w:hAnsi="Times New Roman" w:cs="Times New Roman"/>
-        </w:rPr>
-      </w:pPr>
-      <w:proofErr w:type="gramStart"/>
-      <w:r>
-        <w:rPr>
-          <w:rFonts w:ascii="Times New Roman" w:hAnsi="Times New Roman" w:cs="Times New Roman"/>
-        </w:rPr>
-        <w:t>docker</w:t>
-      </w:r>
-      <w:proofErr w:type="gramEnd"/>
-      <w:r>
-        <w:rPr>
-          <w:rFonts w:ascii="Times New Roman" w:hAnsi="Times New Roman" w:cs="Times New Roman"/>
-        </w:rPr>
-        <w:t xml:space="preserve"> compose up</w:t>
-      </w:r>
-    </w:p>
-    <w:p>
-      <w:pPr>
-        <w:rPr>
-          <w:rFonts w:ascii="Times New Roman" w:hAnsi="Times New Roman" w:cs="Times New Roman"/>
-        </w:rPr>
-      </w:pPr>
-      <w:r>
-        <w:rPr>
-          <w:rFonts w:ascii="Times New Roman" w:hAnsi="Times New Roman" w:cs="Times New Roman"/>
-        </w:rPr>
-        <w:drawing>
-          <wp:inline distT="0" distB="0" distL="0" distR="0" wp14:anchorId="5FDBEDE4" wp14:editId="7F0AD23E">
-            <wp:extent cx="5943600" cy="3343275"/>
-            <wp:effectExtent l="0" t="0" r="0" b="9525"/>
-            <wp:docPr id="3" name="Picture 3"/>
             <wp:cNvGraphicFramePr>
               <a:graphicFrameLocks xmlns:a="http://schemas.openxmlformats.org/drawingml/2006/main" noChangeAspect="1"/>
             </wp:cNvGraphicFramePr>
@@ -184,30 +117,37 @@
           <w:rFonts w:ascii="Times New Roman" w:hAnsi="Times New Roman" w:cs="Times New Roman"/>
         </w:rPr>
       </w:pPr>
-      <w:r>
-        <w:rPr>
-          <w:rFonts w:ascii="Times New Roman" w:hAnsi="Times New Roman" w:cs="Times New Roman"/>
-        </w:rPr>
-        <w:lastRenderedPageBreak/>
-        <w:t>Test:</w:t>
-      </w:r>
-    </w:p>
-    <w:p>
-      <w:pPr>
-        <w:rPr>
-          <w:rFonts w:ascii="Times New Roman" w:hAnsi="Times New Roman" w:cs="Times New Roman"/>
-        </w:rPr>
-      </w:pPr>
-      <w:bookmarkStart w:id="0" w:name="_GoBack"/>
-      <w:r>
-        <w:rPr>
-          <w:rFonts w:ascii="Times New Roman" w:hAnsi="Times New Roman" w:cs="Times New Roman"/>
+      <w:proofErr w:type="gramStart"/>
+      <w:r>
+        <w:rPr>
+          <w:rFonts w:ascii="Times New Roman" w:hAnsi="Times New Roman" w:cs="Times New Roman"/>
+        </w:rPr>
+        <w:t>docker</w:t>
+      </w:r>
+      <w:proofErr w:type="gramEnd"/>
+      <w:r>
+        <w:rPr>
+          <w:rFonts w:ascii="Times New Roman" w:hAnsi="Times New Roman" w:cs="Times New Roman"/>
+        </w:rPr>
+        <w:t xml:space="preserve"> compose up</w:t>
+      </w:r>
+    </w:p>
+    <w:p>
+      <w:pPr>
+        <w:rPr>
+          <w:rFonts w:ascii="Times New Roman" w:hAnsi="Times New Roman" w:cs="Times New Roman"/>
+        </w:rPr>
+      </w:pPr>
+      <w:r>
+        <w:rPr>
+          <w:rFonts w:ascii="Times New Roman" w:hAnsi="Times New Roman" w:cs="Times New Roman"/>
+          <w:noProof/>
         </w:rPr>
         <w:drawing>
-          <wp:inline distT="0" distB="0" distL="0" distR="0" wp14:anchorId="6A978B8E" wp14:editId="28685EE0">
+          <wp:inline distT="0" distB="0" distL="0" distR="0" wp14:anchorId="5FDBEDE4" wp14:editId="7F0AD23E">
             <wp:extent cx="5943600" cy="3343275"/>
             <wp:effectExtent l="0" t="0" r="0" b="9525"/>
-            <wp:docPr id="4" name="Picture 4"/>
+            <wp:docPr id="3" name="Picture 3"/>
             <wp:cNvGraphicFramePr>
               <a:graphicFrameLocks xmlns:a="http://schemas.openxmlformats.org/drawingml/2006/main" noChangeAspect="1"/>
             </wp:cNvGraphicFramePr>
@@ -239,10 +179,206 @@
           </wp:inline>
         </w:drawing>
       </w:r>
+    </w:p>
+    <w:p>
+      <w:pPr>
+        <w:rPr>
+          <w:rFonts w:ascii="Times New Roman" w:hAnsi="Times New Roman" w:cs="Times New Roman"/>
+        </w:rPr>
+      </w:pPr>
+      <w:r>
+        <w:rPr>
+          <w:rFonts w:ascii="Times New Roman" w:hAnsi="Times New Roman" w:cs="Times New Roman"/>
+        </w:rPr>
+        <w:lastRenderedPageBreak/>
+        <w:t>Test:</w:t>
+      </w:r>
+    </w:p>
+    <w:p>
+      <w:pPr>
+        <w:pStyle w:val="ListParagraph"/>
+        <w:numPr>
+          <w:ilvl w:val="0"/>
+          <w:numId w:val="1"/>
+        </w:numPr>
+        <w:rPr>
+          <w:rFonts w:ascii="Times New Roman" w:hAnsi="Times New Roman" w:cs="Times New Roman"/>
+        </w:rPr>
+      </w:pPr>
+      <w:r>
+        <w:rPr>
+          <w:rFonts w:ascii="Times New Roman" w:hAnsi="Times New Roman" w:cs="Times New Roman"/>
+        </w:rPr>
+        <w:t>Failed:</w:t>
+      </w:r>
+    </w:p>
+    <w:p>
+      <w:pPr>
+        <w:ind w:left="360"/>
+        <w:rPr>
+          <w:rFonts w:ascii="Times New Roman" w:hAnsi="Times New Roman" w:cs="Times New Roman"/>
+        </w:rPr>
+      </w:pPr>
+      <w:r>
+        <w:rPr>
+          <w:rFonts w:ascii="Times New Roman" w:hAnsi="Times New Roman" w:cs="Times New Roman"/>
+        </w:rPr>
+        <w:drawing>
+          <wp:inline distT="0" distB="0" distL="0" distR="0" wp14:anchorId="31FE6F1B" wp14:editId="2041ADBD">
+            <wp:extent cx="5943600" cy="3343275"/>
+            <wp:effectExtent l="0" t="0" r="0" b="9525"/>
+            <wp:docPr id="2" name="Picture 2"/>
+            <wp:cNvGraphicFramePr>
+              <a:graphicFrameLocks xmlns:a="http://schemas.openxmlformats.org/drawingml/2006/main" noChangeAspect="1"/>
+            </wp:cNvGraphicFramePr>
+            <a:graphic xmlns:a="http://schemas.openxmlformats.org/drawingml/2006/main">
+              <a:graphicData uri="http://schemas.openxmlformats.org/drawingml/2006/picture">
+                <pic:pic xmlns:pic="http://schemas.openxmlformats.org/drawingml/2006/picture">
+                  <pic:nvPicPr>
+                    <pic:cNvPr id="1" name=""/>
+                    <pic:cNvPicPr/>
+                  </pic:nvPicPr>
+                  <pic:blipFill>
+                    <a:blip r:embed="rId9"/>
+                    <a:stretch>
+                      <a:fillRect/>
+                    </a:stretch>
+                  </pic:blipFill>
+                  <pic:spPr>
+                    <a:xfrm>
+                      <a:off x="0" y="0"/>
+                      <a:ext cx="5943600" cy="3343275"/>
+                    </a:xfrm>
+                    <a:prstGeom prst="rect">
+                      <a:avLst/>
+                    </a:prstGeom>
+                  </pic:spPr>
+                </pic:pic>
+              </a:graphicData>
+            </a:graphic>
+          </wp:inline>
+        </w:drawing>
+      </w:r>
+    </w:p>
+    <w:p>
+      <w:pPr>
+        <w:pStyle w:val="ListParagraph"/>
+        <w:numPr>
+          <w:ilvl w:val="0"/>
+          <w:numId w:val="1"/>
+        </w:numPr>
+        <w:rPr>
+          <w:rFonts w:ascii="Times New Roman" w:hAnsi="Times New Roman" w:cs="Times New Roman"/>
+        </w:rPr>
+      </w:pPr>
+      <w:r>
+        <w:rPr>
+          <w:rFonts w:ascii="Times New Roman" w:hAnsi="Times New Roman" w:cs="Times New Roman"/>
+        </w:rPr>
+        <w:t>Pass:</w:t>
+      </w:r>
+    </w:p>
+    <w:p>
+      <w:pPr>
+        <w:ind w:left="360"/>
+        <w:rPr>
+          <w:rFonts w:ascii="Times New Roman" w:hAnsi="Times New Roman" w:cs="Times New Roman"/>
+        </w:rPr>
+      </w:pPr>
+      <w:r>
+        <w:rPr>
+          <w:noProof/>
+        </w:rPr>
+        <w:drawing>
+          <wp:inline distT="0" distB="0" distL="0" distR="0" wp14:anchorId="5D9F4CA2" wp14:editId="5513D07B">
+            <wp:extent cx="5943600" cy="1721485"/>
+            <wp:effectExtent l="0" t="0" r="0" b="0"/>
+            <wp:docPr id="6" name="Picture 6"/>
+            <wp:cNvGraphicFramePr>
+              <a:graphicFrameLocks xmlns:a="http://schemas.openxmlformats.org/drawingml/2006/main" noChangeAspect="1"/>
+            </wp:cNvGraphicFramePr>
+            <a:graphic xmlns:a="http://schemas.openxmlformats.org/drawingml/2006/main">
+              <a:graphicData uri="http://schemas.openxmlformats.org/drawingml/2006/picture">
+                <pic:pic xmlns:pic="http://schemas.openxmlformats.org/drawingml/2006/picture">
+                  <pic:nvPicPr>
+                    <pic:cNvPr id="1" name=""/>
+                    <pic:cNvPicPr/>
+                  </pic:nvPicPr>
+                  <pic:blipFill>
+                    <a:blip r:embed="rId10"/>
+                    <a:stretch>
+                      <a:fillRect/>
+                    </a:stretch>
+                  </pic:blipFill>
+                  <pic:spPr>
+                    <a:xfrm>
+                      <a:off x="0" y="0"/>
+                      <a:ext cx="5943600" cy="1721485"/>
+                    </a:xfrm>
+                    <a:prstGeom prst="rect">
+                      <a:avLst/>
+                    </a:prstGeom>
+                  </pic:spPr>
+                </pic:pic>
+              </a:graphicData>
+            </a:graphic>
+          </wp:inline>
+        </w:drawing>
+      </w:r>
+    </w:p>
+    <w:p>
+      <w:pPr>
+        <w:ind w:left="360"/>
+        <w:rPr>
+          <w:rFonts w:ascii="Times New Roman" w:hAnsi="Times New Roman" w:cs="Times New Roman"/>
+        </w:rPr>
+      </w:pPr>
+      <w:r>
+        <w:rPr>
+          <w:noProof/>
+        </w:rPr>
+        <w:lastRenderedPageBreak/>
+        <w:drawing>
+          <wp:inline distT="0" distB="0" distL="0" distR="0" wp14:anchorId="2B7E531F" wp14:editId="06ACDF2A">
+            <wp:extent cx="5943600" cy="3343275"/>
+            <wp:effectExtent l="0" t="0" r="0" b="9525"/>
+            <wp:docPr id="7" name="Picture 7"/>
+            <wp:cNvGraphicFramePr>
+              <a:graphicFrameLocks xmlns:a="http://schemas.openxmlformats.org/drawingml/2006/main" noChangeAspect="1"/>
+            </wp:cNvGraphicFramePr>
+            <a:graphic xmlns:a="http://schemas.openxmlformats.org/drawingml/2006/main">
+              <a:graphicData uri="http://schemas.openxmlformats.org/drawingml/2006/picture">
+                <pic:pic xmlns:pic="http://schemas.openxmlformats.org/drawingml/2006/picture">
+                  <pic:nvPicPr>
+                    <pic:cNvPr id="1" name=""/>
+                    <pic:cNvPicPr/>
+                  </pic:nvPicPr>
+                  <pic:blipFill>
+                    <a:blip r:embed="rId11"/>
+                    <a:stretch>
+                      <a:fillRect/>
+                    </a:stretch>
+                  </pic:blipFill>
+                  <pic:spPr>
+                    <a:xfrm>
+                      <a:off x="0" y="0"/>
+                      <a:ext cx="5943600" cy="3343275"/>
+                    </a:xfrm>
+                    <a:prstGeom prst="rect">
+                      <a:avLst/>
+                    </a:prstGeom>
+                  </pic:spPr>
+                </pic:pic>
+              </a:graphicData>
+            </a:graphic>
+          </wp:inline>
+        </w:drawing>
+      </w:r>
+      <w:bookmarkStart w:id="0" w:name="_GoBack"/>
       <w:bookmarkEnd w:id="0"/>
     </w:p>
     <w:sectPr>
-      <w:headerReference w:type="default" r:id="rId9"/>
+      <w:headerReference w:type="default" r:id="rId12"/>
       <w:pgSz w:w="12240" w:h="15840"/>
       <w:pgMar w:top="1440" w:right="1440" w:bottom="1440" w:left="1440" w:header="720" w:footer="720" w:gutter="0"/>
       <w:cols w:space="720"/>
@@ -319,6 +455,126 @@
     </w:pPr>
   </w:p>
 </w:hdr>
+</file>
+
+<file path=word/numbering.xml><?xml version="1.0" encoding="utf-8"?>
+<w:numbering xmlns:wpc="http://schemas.microsoft.com/office/word/2010/wordprocessingCanvas" xmlns:mc="http://schemas.openxmlformats.org/markup-compatibility/2006" xmlns:o="urn:schemas-microsoft-com:office:office" xmlns:r="http://schemas.openxmlformats.org/officeDocument/2006/relationships" xmlns:m="http://schemas.openxmlformats.org/officeDocument/2006/math" xmlns:v="urn:schemas-microsoft-com:vml" xmlns:wp14="http://schemas.microsoft.com/office/word/2010/wordprocessingDrawing" xmlns:wp="http://schemas.openxmlformats.org/drawingml/2006/wordprocessingDrawing" xmlns:w10="urn:schemas-microsoft-com:office:word" xmlns:w="http://schemas.openxmlformats.org/wordprocessingml/2006/main" xmlns:w14="http://schemas.microsoft.com/office/word/2010/wordml" xmlns:w15="http://schemas.microsoft.com/office/word/2012/wordml" xmlns:wpg="http://schemas.microsoft.com/office/word/2010/wordprocessingGroup" xmlns:wpi="http://schemas.microsoft.com/office/word/2010/wordprocessingInk" xmlns:wne="http://schemas.microsoft.com/office/word/2006/wordml" xmlns:wps="http://schemas.microsoft.com/office/word/2010/wordprocessingShape" mc:Ignorable="w14 w15 wp14">
+  <w:abstractNum w:abstractNumId="0" w15:restartNumberingAfterBreak="0">
+    <w:nsid w:val="578F4812"/>
+    <w:multiLevelType w:val="hybridMultilevel"/>
+    <w:tmpl w:val="A85696C4"/>
+    <w:lvl w:ilvl="0" w:tplc="0F92A7D2">
+      <w:numFmt w:val="bullet"/>
+      <w:lvlText w:val="-"/>
+      <w:lvlJc w:val="left"/>
+      <w:pPr>
+        <w:ind w:left="720" w:hanging="360"/>
+      </w:pPr>
+      <w:rPr>
+        <w:rFonts w:ascii="Times New Roman" w:eastAsiaTheme="minorHAnsi" w:hAnsi="Times New Roman" w:cs="Times New Roman" w:hint="default"/>
+      </w:rPr>
+    </w:lvl>
+    <w:lvl w:ilvl="1" w:tplc="04090003" w:tentative="1">
+      <w:start w:val="1"/>
+      <w:numFmt w:val="bullet"/>
+      <w:lvlText w:val="o"/>
+      <w:lvlJc w:val="left"/>
+      <w:pPr>
+        <w:ind w:left="1440" w:hanging="360"/>
+      </w:pPr>
+      <w:rPr>
+        <w:rFonts w:ascii="Courier New" w:hAnsi="Courier New" w:cs="Courier New" w:hint="default"/>
+      </w:rPr>
+    </w:lvl>
+    <w:lvl w:ilvl="2" w:tplc="04090005" w:tentative="1">
+      <w:start w:val="1"/>
+      <w:numFmt w:val="bullet"/>
+      <w:lvlText w:val=""/>
+      <w:lvlJc w:val="left"/>
+      <w:pPr>
+        <w:ind w:left="2160" w:hanging="360"/>
+      </w:pPr>
+      <w:rPr>
+        <w:rFonts w:ascii="Wingdings" w:hAnsi="Wingdings" w:hint="default"/>
+      </w:rPr>
+    </w:lvl>
+    <w:lvl w:ilvl="3" w:tplc="04090001" w:tentative="1">
+      <w:start w:val="1"/>
+      <w:numFmt w:val="bullet"/>
+      <w:lvlText w:val=""/>
+      <w:lvlJc w:val="left"/>
+      <w:pPr>
+        <w:ind w:left="2880" w:hanging="360"/>
+      </w:pPr>
+      <w:rPr>
+        <w:rFonts w:ascii="Symbol" w:hAnsi="Symbol" w:hint="default"/>
+      </w:rPr>
+    </w:lvl>
+    <w:lvl w:ilvl="4" w:tplc="04090003" w:tentative="1">
+      <w:start w:val="1"/>
+      <w:numFmt w:val="bullet"/>
+      <w:lvlText w:val="o"/>
+      <w:lvlJc w:val="left"/>
+      <w:pPr>
+        <w:ind w:left="3600" w:hanging="360"/>
+      </w:pPr>
+      <w:rPr>
+        <w:rFonts w:ascii="Courier New" w:hAnsi="Courier New" w:cs="Courier New" w:hint="default"/>
+      </w:rPr>
+    </w:lvl>
+    <w:lvl w:ilvl="5" w:tplc="04090005" w:tentative="1">
+      <w:start w:val="1"/>
+      <w:numFmt w:val="bullet"/>
+      <w:lvlText w:val=""/>
+      <w:lvlJc w:val="left"/>
+      <w:pPr>
+        <w:ind w:left="4320" w:hanging="360"/>
+      </w:pPr>
+      <w:rPr>
+        <w:rFonts w:ascii="Wingdings" w:hAnsi="Wingdings" w:hint="default"/>
+      </w:rPr>
+    </w:lvl>
+    <w:lvl w:ilvl="6" w:tplc="04090001" w:tentative="1">
+      <w:start w:val="1"/>
+      <w:numFmt w:val="bullet"/>
+      <w:lvlText w:val=""/>
+      <w:lvlJc w:val="left"/>
+      <w:pPr>
+        <w:ind w:left="5040" w:hanging="360"/>
+      </w:pPr>
+      <w:rPr>
+        <w:rFonts w:ascii="Symbol" w:hAnsi="Symbol" w:hint="default"/>
+      </w:rPr>
+    </w:lvl>
+    <w:lvl w:ilvl="7" w:tplc="04090003" w:tentative="1">
+      <w:start w:val="1"/>
+      <w:numFmt w:val="bullet"/>
+      <w:lvlText w:val="o"/>
+      <w:lvlJc w:val="left"/>
+      <w:pPr>
+        <w:ind w:left="5760" w:hanging="360"/>
+      </w:pPr>
+      <w:rPr>
+        <w:rFonts w:ascii="Courier New" w:hAnsi="Courier New" w:cs="Courier New" w:hint="default"/>
+      </w:rPr>
+    </w:lvl>
+    <w:lvl w:ilvl="8" w:tplc="04090005" w:tentative="1">
+      <w:start w:val="1"/>
+      <w:numFmt w:val="bullet"/>
+      <w:lvlText w:val=""/>
+      <w:lvlJc w:val="left"/>
+      <w:pPr>
+        <w:ind w:left="6480" w:hanging="360"/>
+      </w:pPr>
+      <w:rPr>
+        <w:rFonts w:ascii="Wingdings" w:hAnsi="Wingdings" w:hint="default"/>
+      </w:rPr>
+    </w:lvl>
+  </w:abstractNum>
+  <w:num w:numId="1">
+    <w:abstractNumId w:val="0"/>
+  </w:num>
+</w:numbering>
 </file>
 
 <file path=word/styles.xml><?xml version="1.0" encoding="utf-8"?>
@@ -786,6 +1042,17 @@
     <w:uiPriority w:val="99"/>
     <w:rsid w:val="00927301"/>
   </w:style>
+  <w:style w:type="paragraph" w:styleId="ListParagraph">
+    <w:name w:val="List Paragraph"/>
+    <w:basedOn w:val="Normal"/>
+    <w:uiPriority w:val="34"/>
+    <w:qFormat/>
+    <w:rsid w:val="00591DFB"/>
+    <w:pPr>
+      <w:ind w:left="720"/>
+      <w:contextualSpacing/>
+    </w:pPr>
+  </w:style>
 </w:styles>
 </file>
 

--- a/22676191_NguyenPhuTrieu_Tuan1/report_Tuan1.docx
+++ b/22676191_NguyenPhuTrieu_Tuan1/report_Tuan1.docx
@@ -1,6 +1,6 @@
 
 <file path=word/document.xml><?xml version="1.0" encoding="utf-8"?>
-<w:document xmlns:wpc="http://schemas.microsoft.com/office/word/2010/wordprocessingCanvas" xmlns:mc="http://schemas.openxmlformats.org/markup-compatibility/2006" xmlns:o="urn:schemas-microsoft-com:office:office" xmlns:r="http://schemas.openxmlformats.org/officeDocument/2006/relationships" xmlns:m="http://schemas.openxmlformats.org/officeDocument/2006/math" xmlns:v="urn:schemas-microsoft-com:vml" xmlns:wp14="http://schemas.microsoft.com/office/word/2010/wordprocessingDrawing" xmlns:wp="http://schemas.openxmlformats.org/drawingml/2006/wordprocessingDrawing" xmlns:w10="urn:schemas-microsoft-com:office:word" xmlns:w="http://schemas.openxmlformats.org/wordprocessingml/2006/main" xmlns:w14="http://schemas.microsoft.com/office/word/2010/wordml" xmlns:w15="http://schemas.microsoft.com/office/word/2012/wordml" xmlns:wpg="http://schemas.microsoft.com/office/word/2010/wordprocessingGroup" xmlns:wpi="http://schemas.microsoft.com/office/word/2010/wordprocessingInk" xmlns:wne="http://schemas.microsoft.com/office/word/2006/wordml" xmlns:wps="http://schemas.microsoft.com/office/word/2010/wordprocessingShape" mc:Ignorable="w14 w15 wp14">
+<w:document xmlns:wpc="http://schemas.microsoft.com/office/word/2010/wordprocessingCanvas" xmlns:cx="http://schemas.microsoft.com/office/drawing/2014/chartex" xmlns:cx1="http://schemas.microsoft.com/office/drawing/2015/9/8/chartex" xmlns:cx2="http://schemas.microsoft.com/office/drawing/2015/10/21/chartex" xmlns:cx3="http://schemas.microsoft.com/office/drawing/2016/5/9/chartex" xmlns:cx4="http://schemas.microsoft.com/office/drawing/2016/5/10/chartex" xmlns:cx5="http://schemas.microsoft.com/office/drawing/2016/5/11/chartex" xmlns:cx6="http://schemas.microsoft.com/office/drawing/2016/5/12/chartex" xmlns:cx7="http://schemas.microsoft.com/office/drawing/2016/5/13/chartex" xmlns:cx8="http://schemas.microsoft.com/office/drawing/2016/5/14/chartex" xmlns:mc="http://schemas.openxmlformats.org/markup-compatibility/2006" xmlns:aink="http://schemas.microsoft.com/office/drawing/2016/ink" xmlns:am3d="http://schemas.microsoft.com/office/drawing/2017/model3d" xmlns:o="urn:schemas-microsoft-com:office:office" xmlns:oel="http://schemas.microsoft.com/office/2019/extlst" xmlns:r="http://schemas.openxmlformats.org/officeDocument/2006/relationships" xmlns:m="http://schemas.openxmlformats.org/officeDocument/2006/math" xmlns:v="urn:schemas-microsoft-com:vml" xmlns:wp14="http://schemas.microsoft.com/office/word/2010/wordprocessingDrawing" xmlns:wp="http://schemas.openxmlformats.org/drawingml/2006/wordprocessingDrawing" xmlns:w10="urn:schemas-microsoft-com:office:word" xmlns:w="http://schemas.openxmlformats.org/wordprocessingml/2006/main" xmlns:w14="http://schemas.microsoft.com/office/word/2010/wordml" xmlns:w15="http://schemas.microsoft.com/office/word/2012/wordml" xmlns:w16cex="http://schemas.microsoft.com/office/word/2018/wordml/cex" xmlns:w16cid="http://schemas.microsoft.com/office/word/2016/wordml/cid" xmlns:w16="http://schemas.microsoft.com/office/word/2018/wordml" xmlns:w16du="http://schemas.microsoft.com/office/word/2023/wordml/word16du" xmlns:w16sdtdh="http://schemas.microsoft.com/office/word/2020/wordml/sdtdatahash" xmlns:w16sdtfl="http://schemas.microsoft.com/office/word/2024/wordml/sdtformatlock" xmlns:w16se="http://schemas.microsoft.com/office/word/2015/wordml/symex" xmlns:wpg="http://schemas.microsoft.com/office/word/2010/wordprocessingGroup" xmlns:wpi="http://schemas.microsoft.com/office/word/2010/wordprocessingInk" xmlns:wne="http://schemas.microsoft.com/office/word/2006/wordml" xmlns:wps="http://schemas.microsoft.com/office/word/2010/wordprocessingShape" mc:Ignorable="w14 w15 w16se w16cid w16 w16cex w16sdtdh w16sdtfl w16du wp14">
   <w:body>
     <w:p>
       <w:pPr>
@@ -46,21 +46,32 @@
       <w:pPr>
         <w:rPr>
           <w:rFonts w:ascii="Times New Roman" w:hAnsi="Times New Roman" w:cs="Times New Roman"/>
-        </w:rPr>
-      </w:pPr>
-      <w:proofErr w:type="gramStart"/>
-      <w:r>
-        <w:rPr>
-          <w:rFonts w:ascii="Times New Roman" w:hAnsi="Times New Roman" w:cs="Times New Roman"/>
-        </w:rPr>
-        <w:t>docker</w:t>
-      </w:r>
-      <w:proofErr w:type="gramEnd"/>
-      <w:r>
-        <w:rPr>
-          <w:rFonts w:ascii="Times New Roman" w:hAnsi="Times New Roman" w:cs="Times New Roman"/>
-        </w:rPr>
-        <w:t xml:space="preserve"> compose build</w:t>
+          <w:b/>
+          <w:sz w:val="40"/>
+          <w:szCs w:val="40"/>
+        </w:rPr>
+      </w:pPr>
+      <w:r>
+        <w:rPr>
+          <w:rFonts w:ascii="Times New Roman" w:hAnsi="Times New Roman" w:cs="Times New Roman"/>
+          <w:b/>
+          <w:sz w:val="40"/>
+          <w:szCs w:val="40"/>
+        </w:rPr>
+        <w:t>Bài 1:</w:t>
+      </w:r>
+    </w:p>
+    <w:p>
+      <w:pPr>
+        <w:rPr>
+          <w:rFonts w:ascii="Times New Roman" w:hAnsi="Times New Roman" w:cs="Times New Roman"/>
+        </w:rPr>
+      </w:pPr>
+      <w:r>
+        <w:rPr>
+          <w:rFonts w:ascii="Times New Roman" w:hAnsi="Times New Roman" w:cs="Times New Roman"/>
+        </w:rPr>
+        <w:t>docker compose build</w:t>
       </w:r>
     </w:p>
     <w:p>
@@ -75,7 +86,7 @@
           <w:noProof/>
         </w:rPr>
         <w:drawing>
-          <wp:inline distT="0" distB="0" distL="0" distR="0" wp14:anchorId="71D42CAC" wp14:editId="3897E14A">
+          <wp:inline distT="0" distB="0" distL="0" distR="0" wp14:anchorId="5D977758" wp14:editId="16CA5F43">
             <wp:extent cx="5943600" cy="3343275"/>
             <wp:effectExtent l="0" t="0" r="0" b="9525"/>
             <wp:docPr id="1" name="Picture 1"/>
@@ -117,19 +128,11 @@
           <w:rFonts w:ascii="Times New Roman" w:hAnsi="Times New Roman" w:cs="Times New Roman"/>
         </w:rPr>
       </w:pPr>
-      <w:proofErr w:type="gramStart"/>
-      <w:r>
-        <w:rPr>
-          <w:rFonts w:ascii="Times New Roman" w:hAnsi="Times New Roman" w:cs="Times New Roman"/>
-        </w:rPr>
-        <w:t>docker</w:t>
-      </w:r>
-      <w:proofErr w:type="gramEnd"/>
-      <w:r>
-        <w:rPr>
-          <w:rFonts w:ascii="Times New Roman" w:hAnsi="Times New Roman" w:cs="Times New Roman"/>
-        </w:rPr>
-        <w:t xml:space="preserve"> compose up</w:t>
+      <w:r>
+        <w:rPr>
+          <w:rFonts w:ascii="Times New Roman" w:hAnsi="Times New Roman" w:cs="Times New Roman"/>
+        </w:rPr>
+        <w:t>docker compose up</w:t>
       </w:r>
     </w:p>
     <w:p>
@@ -143,8 +146,9 @@
           <w:rFonts w:ascii="Times New Roman" w:hAnsi="Times New Roman" w:cs="Times New Roman"/>
           <w:noProof/>
         </w:rPr>
+        <w:lastRenderedPageBreak/>
         <w:drawing>
-          <wp:inline distT="0" distB="0" distL="0" distR="0" wp14:anchorId="5FDBEDE4" wp14:editId="7F0AD23E">
+          <wp:inline distT="0" distB="0" distL="0" distR="0" wp14:anchorId="6CB53D37" wp14:editId="7FFA69CD">
             <wp:extent cx="5943600" cy="3343275"/>
             <wp:effectExtent l="0" t="0" r="0" b="9525"/>
             <wp:docPr id="3" name="Picture 3"/>
@@ -190,7 +194,6 @@
         <w:rPr>
           <w:rFonts w:ascii="Times New Roman" w:hAnsi="Times New Roman" w:cs="Times New Roman"/>
         </w:rPr>
-        <w:lastRenderedPageBreak/>
         <w:t>Test:</w:t>
       </w:r>
     </w:p>
@@ -222,9 +225,10 @@
       <w:r>
         <w:rPr>
           <w:rFonts w:ascii="Times New Roman" w:hAnsi="Times New Roman" w:cs="Times New Roman"/>
+          <w:noProof/>
         </w:rPr>
         <w:drawing>
-          <wp:inline distT="0" distB="0" distL="0" distR="0" wp14:anchorId="31FE6F1B" wp14:editId="2041ADBD">
+          <wp:inline distT="0" distB="0" distL="0" distR="0" wp14:anchorId="44B9E35F" wp14:editId="2A547DC4">
             <wp:extent cx="5943600" cy="3343275"/>
             <wp:effectExtent l="0" t="0" r="0" b="9525"/>
             <wp:docPr id="2" name="Picture 2"/>
@@ -289,8 +293,9 @@
         <w:rPr>
           <w:noProof/>
         </w:rPr>
+        <w:lastRenderedPageBreak/>
         <w:drawing>
-          <wp:inline distT="0" distB="0" distL="0" distR="0" wp14:anchorId="5D9F4CA2" wp14:editId="5513D07B">
+          <wp:inline distT="0" distB="0" distL="0" distR="0" wp14:anchorId="0669A245" wp14:editId="1D82F148">
             <wp:extent cx="5943600" cy="1721485"/>
             <wp:effectExtent l="0" t="0" r="0" b="0"/>
             <wp:docPr id="6" name="Picture 6"/>
@@ -337,9 +342,8 @@
         <w:rPr>
           <w:noProof/>
         </w:rPr>
-        <w:lastRenderedPageBreak/>
         <w:drawing>
-          <wp:inline distT="0" distB="0" distL="0" distR="0" wp14:anchorId="2B7E531F" wp14:editId="06ACDF2A">
+          <wp:inline distT="0" distB="0" distL="0" distR="0" wp14:anchorId="436F242F" wp14:editId="19CBEE6D">
             <wp:extent cx="5943600" cy="3343275"/>
             <wp:effectExtent l="0" t="0" r="0" b="9525"/>
             <wp:docPr id="7" name="Picture 7"/>
@@ -374,11 +378,387 @@
           </wp:inline>
         </w:drawing>
       </w:r>
-      <w:bookmarkStart w:id="0" w:name="_GoBack"/>
-      <w:bookmarkEnd w:id="0"/>
+    </w:p>
+    <w:p>
+      <w:pPr>
+        <w:ind w:left="360"/>
+        <w:rPr>
+          <w:rFonts w:ascii="Times New Roman" w:hAnsi="Times New Roman" w:cs="Times New Roman"/>
+        </w:rPr>
+      </w:pPr>
+    </w:p>
+    <w:p>
+      <w:pPr>
+        <w:ind w:left="360"/>
+        <w:rPr>
+          <w:rFonts w:ascii="Times New Roman" w:hAnsi="Times New Roman" w:cs="Times New Roman"/>
+          <w:b/>
+          <w:bCs/>
+          <w:sz w:val="40"/>
+          <w:szCs w:val="40"/>
+        </w:rPr>
+      </w:pPr>
+      <w:r>
+        <w:rPr>
+          <w:rFonts w:ascii="Times New Roman" w:hAnsi="Times New Roman" w:cs="Times New Roman"/>
+          <w:b/>
+          <w:bCs/>
+          <w:sz w:val="40"/>
+          <w:szCs w:val="40"/>
+        </w:rPr>
+        <w:t>Bài 2:</w:t>
+      </w:r>
+    </w:p>
+    <w:p>
+      <w:pPr>
+        <w:ind w:left="360"/>
+        <w:rPr>
+          <w:rFonts w:ascii="Times New Roman" w:hAnsi="Times New Roman" w:cs="Times New Roman"/>
+        </w:rPr>
+      </w:pPr>
+      <w:r>
+        <w:rPr>
+          <w:rFonts w:ascii="Times New Roman" w:hAnsi="Times New Roman" w:cs="Times New Roman"/>
+        </w:rPr>
+        <w:lastRenderedPageBreak/>
+        <w:t xml:space="preserve"> docker-compose build</w:t>
+      </w:r>
+      <w:r>
+        <w:rPr>
+          <w:rFonts w:ascii="Times New Roman" w:hAnsi="Times New Roman" w:cs="Times New Roman"/>
+        </w:rPr>
+        <w:drawing>
+          <wp:inline distT="0" distB="0" distL="0" distR="0" wp14:anchorId="26CFF06D" wp14:editId="290306DF">
+            <wp:extent cx="5943600" cy="3199130"/>
+            <wp:effectExtent l="0" t="0" r="0" b="1270"/>
+            <wp:docPr id="1006145519" name="Picture 1"/>
+            <wp:cNvGraphicFramePr>
+              <a:graphicFrameLocks xmlns:a="http://schemas.openxmlformats.org/drawingml/2006/main" noChangeAspect="1"/>
+            </wp:cNvGraphicFramePr>
+            <a:graphic xmlns:a="http://schemas.openxmlformats.org/drawingml/2006/main">
+              <a:graphicData uri="http://schemas.openxmlformats.org/drawingml/2006/picture">
+                <pic:pic xmlns:pic="http://schemas.openxmlformats.org/drawingml/2006/picture">
+                  <pic:nvPicPr>
+                    <pic:cNvPr id="1006145519" name=""/>
+                    <pic:cNvPicPr/>
+                  </pic:nvPicPr>
+                  <pic:blipFill>
+                    <a:blip r:embed="rId12"/>
+                    <a:stretch>
+                      <a:fillRect/>
+                    </a:stretch>
+                  </pic:blipFill>
+                  <pic:spPr>
+                    <a:xfrm>
+                      <a:off x="0" y="0"/>
+                      <a:ext cx="5943600" cy="3199130"/>
+                    </a:xfrm>
+                    <a:prstGeom prst="rect">
+                      <a:avLst/>
+                    </a:prstGeom>
+                  </pic:spPr>
+                </pic:pic>
+              </a:graphicData>
+            </a:graphic>
+          </wp:inline>
+        </w:drawing>
+      </w:r>
+    </w:p>
+    <w:p>
+      <w:pPr>
+        <w:ind w:left="360"/>
+        <w:rPr>
+          <w:rFonts w:ascii="Times New Roman" w:hAnsi="Times New Roman" w:cs="Times New Roman"/>
+        </w:rPr>
+      </w:pPr>
+      <w:r>
+        <w:rPr>
+          <w:rFonts w:ascii="Times New Roman" w:hAnsi="Times New Roman" w:cs="Times New Roman"/>
+        </w:rPr>
+        <w:t>docker-compose up</w:t>
+      </w:r>
+    </w:p>
+    <w:p>
+      <w:pPr>
+        <w:ind w:left="360"/>
+        <w:rPr>
+          <w:rFonts w:ascii="Times New Roman" w:hAnsi="Times New Roman" w:cs="Times New Roman"/>
+          <w:b/>
+          <w:bCs/>
+        </w:rPr>
+      </w:pPr>
+      <w:r>
+        <w:rPr>
+          <w:rFonts w:ascii="Times New Roman" w:hAnsi="Times New Roman" w:cs="Times New Roman"/>
+          <w:b/>
+          <w:bCs/>
+        </w:rPr>
+        <w:drawing>
+          <wp:inline distT="0" distB="0" distL="0" distR="0" wp14:anchorId="14930C96" wp14:editId="695A6E4A">
+            <wp:extent cx="5943600" cy="671195"/>
+            <wp:effectExtent l="0" t="0" r="0" b="0"/>
+            <wp:docPr id="1353905307" name="Picture 1"/>
+            <wp:cNvGraphicFramePr>
+              <a:graphicFrameLocks xmlns:a="http://schemas.openxmlformats.org/drawingml/2006/main" noChangeAspect="1"/>
+            </wp:cNvGraphicFramePr>
+            <a:graphic xmlns:a="http://schemas.openxmlformats.org/drawingml/2006/main">
+              <a:graphicData uri="http://schemas.openxmlformats.org/drawingml/2006/picture">
+                <pic:pic xmlns:pic="http://schemas.openxmlformats.org/drawingml/2006/picture">
+                  <pic:nvPicPr>
+                    <pic:cNvPr id="1353905307" name=""/>
+                    <pic:cNvPicPr/>
+                  </pic:nvPicPr>
+                  <pic:blipFill>
+                    <a:blip r:embed="rId13"/>
+                    <a:stretch>
+                      <a:fillRect/>
+                    </a:stretch>
+                  </pic:blipFill>
+                  <pic:spPr>
+                    <a:xfrm>
+                      <a:off x="0" y="0"/>
+                      <a:ext cx="5943600" cy="671195"/>
+                    </a:xfrm>
+                    <a:prstGeom prst="rect">
+                      <a:avLst/>
+                    </a:prstGeom>
+                  </pic:spPr>
+                </pic:pic>
+              </a:graphicData>
+            </a:graphic>
+          </wp:inline>
+        </w:drawing>
+      </w:r>
+    </w:p>
+    <w:p>
+      <w:pPr>
+        <w:pStyle w:val="ListParagraph"/>
+        <w:numPr>
+          <w:ilvl w:val="0"/>
+          <w:numId w:val="1"/>
+        </w:numPr>
+        <w:rPr>
+          <w:rFonts w:ascii="Times New Roman" w:hAnsi="Times New Roman" w:cs="Times New Roman"/>
+          <w:b/>
+          <w:bCs/>
+        </w:rPr>
+      </w:pPr>
+      <w:r>
+        <w:rPr>
+          <w:rFonts w:ascii="Times New Roman" w:hAnsi="Times New Roman" w:cs="Times New Roman"/>
+        </w:rPr>
+        <w:t>Get token:</w:t>
+      </w:r>
+    </w:p>
+    <w:p>
+      <w:pPr>
+        <w:ind w:left="360"/>
+        <w:rPr>
+          <w:rFonts w:ascii="Times New Roman" w:hAnsi="Times New Roman" w:cs="Times New Roman"/>
+          <w:b/>
+          <w:bCs/>
+        </w:rPr>
+      </w:pPr>
+      <w:r>
+        <w:rPr>
+          <w:rFonts w:ascii="Times New Roman" w:hAnsi="Times New Roman" w:cs="Times New Roman"/>
+          <w:b/>
+          <w:bCs/>
+        </w:rPr>
+        <w:lastRenderedPageBreak/>
+        <w:drawing>
+          <wp:inline distT="0" distB="0" distL="0" distR="0" wp14:anchorId="738E8637" wp14:editId="0A6FA930">
+            <wp:extent cx="5943600" cy="3698240"/>
+            <wp:effectExtent l="0" t="0" r="0" b="0"/>
+            <wp:docPr id="1263723562" name="Picture 1"/>
+            <wp:cNvGraphicFramePr>
+              <a:graphicFrameLocks xmlns:a="http://schemas.openxmlformats.org/drawingml/2006/main" noChangeAspect="1"/>
+            </wp:cNvGraphicFramePr>
+            <a:graphic xmlns:a="http://schemas.openxmlformats.org/drawingml/2006/main">
+              <a:graphicData uri="http://schemas.openxmlformats.org/drawingml/2006/picture">
+                <pic:pic xmlns:pic="http://schemas.openxmlformats.org/drawingml/2006/picture">
+                  <pic:nvPicPr>
+                    <pic:cNvPr id="1263723562" name=""/>
+                    <pic:cNvPicPr/>
+                  </pic:nvPicPr>
+                  <pic:blipFill>
+                    <a:blip r:embed="rId14"/>
+                    <a:stretch>
+                      <a:fillRect/>
+                    </a:stretch>
+                  </pic:blipFill>
+                  <pic:spPr>
+                    <a:xfrm>
+                      <a:off x="0" y="0"/>
+                      <a:ext cx="5943600" cy="3698240"/>
+                    </a:xfrm>
+                    <a:prstGeom prst="rect">
+                      <a:avLst/>
+                    </a:prstGeom>
+                  </pic:spPr>
+                </pic:pic>
+              </a:graphicData>
+            </a:graphic>
+          </wp:inline>
+        </w:drawing>
+      </w:r>
+    </w:p>
+    <w:p>
+      <w:pPr>
+        <w:ind w:left="360"/>
+        <w:rPr>
+          <w:rFonts w:ascii="Times New Roman" w:hAnsi="Times New Roman" w:cs="Times New Roman"/>
+          <w:b/>
+          <w:bCs/>
+        </w:rPr>
+      </w:pPr>
+    </w:p>
+    <w:p>
+      <w:pPr>
+        <w:pStyle w:val="ListParagraph"/>
+        <w:numPr>
+          <w:ilvl w:val="0"/>
+          <w:numId w:val="1"/>
+        </w:numPr>
+        <w:rPr>
+          <w:rFonts w:ascii="Times New Roman" w:hAnsi="Times New Roman" w:cs="Times New Roman"/>
+          <w:lang w:val="vi-VN"/>
+        </w:rPr>
+      </w:pPr>
+      <w:r>
+        <w:rPr>
+          <w:rFonts w:ascii="Times New Roman" w:hAnsi="Times New Roman" w:cs="Times New Roman"/>
+        </w:rPr>
+        <w:t>V</w:t>
+      </w:r>
+      <w:r>
+        <w:rPr>
+          <w:rFonts w:ascii="Times New Roman" w:hAnsi="Times New Roman" w:cs="Times New Roman"/>
+          <w:lang w:val="vi-VN"/>
+        </w:rPr>
+        <w:t xml:space="preserve">erify </w:t>
+      </w:r>
+      <w:r>
+        <w:rPr>
+          <w:rFonts w:ascii="Times New Roman" w:hAnsi="Times New Roman" w:cs="Times New Roman"/>
+        </w:rPr>
+        <w:t>to</w:t>
+      </w:r>
+      <w:r>
+        <w:rPr>
+          <w:rFonts w:ascii="Times New Roman" w:hAnsi="Times New Roman" w:cs="Times New Roman"/>
+          <w:lang w:val="vi-VN"/>
+        </w:rPr>
+        <w:t>ken:</w:t>
+      </w:r>
+    </w:p>
+    <w:p>
+      <w:pPr>
+        <w:ind w:left="360"/>
+        <w:rPr>
+          <w:rFonts w:ascii="Times New Roman" w:hAnsi="Times New Roman" w:cs="Times New Roman"/>
+          <w:b/>
+          <w:bCs/>
+        </w:rPr>
+      </w:pPr>
+      <w:r>
+        <w:rPr>
+          <w:rFonts w:ascii="Times New Roman" w:hAnsi="Times New Roman" w:cs="Times New Roman"/>
+          <w:b/>
+          <w:bCs/>
+        </w:rPr>
+        <w:drawing>
+          <wp:inline distT="0" distB="0" distL="0" distR="0" wp14:anchorId="5D08A206" wp14:editId="0F26F11D">
+            <wp:extent cx="5943600" cy="3709035"/>
+            <wp:effectExtent l="0" t="0" r="0" b="5715"/>
+            <wp:docPr id="32798257" name="Picture 1"/>
+            <wp:cNvGraphicFramePr>
+              <a:graphicFrameLocks xmlns:a="http://schemas.openxmlformats.org/drawingml/2006/main" noChangeAspect="1"/>
+            </wp:cNvGraphicFramePr>
+            <a:graphic xmlns:a="http://schemas.openxmlformats.org/drawingml/2006/main">
+              <a:graphicData uri="http://schemas.openxmlformats.org/drawingml/2006/picture">
+                <pic:pic xmlns:pic="http://schemas.openxmlformats.org/drawingml/2006/picture">
+                  <pic:nvPicPr>
+                    <pic:cNvPr id="32798257" name=""/>
+                    <pic:cNvPicPr/>
+                  </pic:nvPicPr>
+                  <pic:blipFill>
+                    <a:blip r:embed="rId15"/>
+                    <a:stretch>
+                      <a:fillRect/>
+                    </a:stretch>
+                  </pic:blipFill>
+                  <pic:spPr>
+                    <a:xfrm>
+                      <a:off x="0" y="0"/>
+                      <a:ext cx="5943600" cy="3709035"/>
+                    </a:xfrm>
+                    <a:prstGeom prst="rect">
+                      <a:avLst/>
+                    </a:prstGeom>
+                  </pic:spPr>
+                </pic:pic>
+              </a:graphicData>
+            </a:graphic>
+          </wp:inline>
+        </w:drawing>
+      </w:r>
+    </w:p>
+    <w:p>
+      <w:pPr>
+        <w:ind w:left="360"/>
+        <w:rPr>
+          <w:rFonts w:ascii="Times New Roman" w:hAnsi="Times New Roman" w:cs="Times New Roman"/>
+          <w:b/>
+          <w:bCs/>
+        </w:rPr>
+      </w:pPr>
+      <w:r>
+        <w:rPr>
+          <w:rFonts w:ascii="Times New Roman" w:hAnsi="Times New Roman" w:cs="Times New Roman"/>
+          <w:b/>
+          <w:bCs/>
+        </w:rPr>
+        <w:lastRenderedPageBreak/>
+        <w:drawing>
+          <wp:inline distT="0" distB="0" distL="0" distR="0" wp14:anchorId="7F8CD386" wp14:editId="217DD3E3">
+            <wp:extent cx="5943600" cy="1743075"/>
+            <wp:effectExtent l="0" t="0" r="0" b="9525"/>
+            <wp:docPr id="1869740365" name="Picture 1"/>
+            <wp:cNvGraphicFramePr>
+              <a:graphicFrameLocks xmlns:a="http://schemas.openxmlformats.org/drawingml/2006/main" noChangeAspect="1"/>
+            </wp:cNvGraphicFramePr>
+            <a:graphic xmlns:a="http://schemas.openxmlformats.org/drawingml/2006/main">
+              <a:graphicData uri="http://schemas.openxmlformats.org/drawingml/2006/picture">
+                <pic:pic xmlns:pic="http://schemas.openxmlformats.org/drawingml/2006/picture">
+                  <pic:nvPicPr>
+                    <pic:cNvPr id="1869740365" name=""/>
+                    <pic:cNvPicPr/>
+                  </pic:nvPicPr>
+                  <pic:blipFill>
+                    <a:blip r:embed="rId16"/>
+                    <a:stretch>
+                      <a:fillRect/>
+                    </a:stretch>
+                  </pic:blipFill>
+                  <pic:spPr>
+                    <a:xfrm>
+                      <a:off x="0" y="0"/>
+                      <a:ext cx="5943600" cy="1743075"/>
+                    </a:xfrm>
+                    <a:prstGeom prst="rect">
+                      <a:avLst/>
+                    </a:prstGeom>
+                  </pic:spPr>
+                </pic:pic>
+              </a:graphicData>
+            </a:graphic>
+          </wp:inline>
+        </w:drawing>
+      </w:r>
     </w:p>
     <w:sectPr>
-      <w:headerReference w:type="default" r:id="rId12"/>
+      <w:headerReference w:type="default" r:id="rId17"/>
       <w:pgSz w:w="12240" w:h="15840"/>
       <w:pgMar w:top="1440" w:right="1440" w:bottom="1440" w:left="1440" w:header="720" w:footer="720" w:gutter="0"/>
       <w:cols w:space="720"/>
@@ -389,7 +769,7 @@
 </file>
 
 <file path=word/endnotes.xml><?xml version="1.0" encoding="utf-8"?>
-<w:endnotes xmlns:wpc="http://schemas.microsoft.com/office/word/2010/wordprocessingCanvas" xmlns:mc="http://schemas.openxmlformats.org/markup-compatibility/2006" xmlns:o="urn:schemas-microsoft-com:office:office" xmlns:r="http://schemas.openxmlformats.org/officeDocument/2006/relationships" xmlns:m="http://schemas.openxmlformats.org/officeDocument/2006/math" xmlns:v="urn:schemas-microsoft-com:vml" xmlns:wp14="http://schemas.microsoft.com/office/word/2010/wordprocessingDrawing" xmlns:wp="http://schemas.openxmlformats.org/drawingml/2006/wordprocessingDrawing" xmlns:w10="urn:schemas-microsoft-com:office:word" xmlns:w="http://schemas.openxmlformats.org/wordprocessingml/2006/main" xmlns:w14="http://schemas.microsoft.com/office/word/2010/wordml" xmlns:w15="http://schemas.microsoft.com/office/word/2012/wordml" xmlns:wpg="http://schemas.microsoft.com/office/word/2010/wordprocessingGroup" xmlns:wpi="http://schemas.microsoft.com/office/word/2010/wordprocessingInk" xmlns:wne="http://schemas.microsoft.com/office/word/2006/wordml" xmlns:wps="http://schemas.microsoft.com/office/word/2010/wordprocessingShape" mc:Ignorable="w14 w15 wp14">
+<w:endnotes xmlns:wpc="http://schemas.microsoft.com/office/word/2010/wordprocessingCanvas" xmlns:cx="http://schemas.microsoft.com/office/drawing/2014/chartex" xmlns:cx1="http://schemas.microsoft.com/office/drawing/2015/9/8/chartex" xmlns:cx2="http://schemas.microsoft.com/office/drawing/2015/10/21/chartex" xmlns:cx3="http://schemas.microsoft.com/office/drawing/2016/5/9/chartex" xmlns:cx4="http://schemas.microsoft.com/office/drawing/2016/5/10/chartex" xmlns:cx5="http://schemas.microsoft.com/office/drawing/2016/5/11/chartex" xmlns:cx6="http://schemas.microsoft.com/office/drawing/2016/5/12/chartex" xmlns:cx7="http://schemas.microsoft.com/office/drawing/2016/5/13/chartex" xmlns:cx8="http://schemas.microsoft.com/office/drawing/2016/5/14/chartex" xmlns:mc="http://schemas.openxmlformats.org/markup-compatibility/2006" xmlns:aink="http://schemas.microsoft.com/office/drawing/2016/ink" xmlns:am3d="http://schemas.microsoft.com/office/drawing/2017/model3d" xmlns:o="urn:schemas-microsoft-com:office:office" xmlns:oel="http://schemas.microsoft.com/office/2019/extlst" xmlns:r="http://schemas.openxmlformats.org/officeDocument/2006/relationships" xmlns:m="http://schemas.openxmlformats.org/officeDocument/2006/math" xmlns:v="urn:schemas-microsoft-com:vml" xmlns:wp14="http://schemas.microsoft.com/office/word/2010/wordprocessingDrawing" xmlns:wp="http://schemas.openxmlformats.org/drawingml/2006/wordprocessingDrawing" xmlns:w10="urn:schemas-microsoft-com:office:word" xmlns:w="http://schemas.openxmlformats.org/wordprocessingml/2006/main" xmlns:w14="http://schemas.microsoft.com/office/word/2010/wordml" xmlns:w15="http://schemas.microsoft.com/office/word/2012/wordml" xmlns:w16cex="http://schemas.microsoft.com/office/word/2018/wordml/cex" xmlns:w16cid="http://schemas.microsoft.com/office/word/2016/wordml/cid" xmlns:w16="http://schemas.microsoft.com/office/word/2018/wordml" xmlns:w16du="http://schemas.microsoft.com/office/word/2023/wordml/word16du" xmlns:w16sdtdh="http://schemas.microsoft.com/office/word/2020/wordml/sdtdatahash" xmlns:w16sdtfl="http://schemas.microsoft.com/office/word/2024/wordml/sdtformatlock" xmlns:w16se="http://schemas.microsoft.com/office/word/2015/wordml/symex" xmlns:wpg="http://schemas.microsoft.com/office/word/2010/wordprocessingGroup" xmlns:wpi="http://schemas.microsoft.com/office/word/2010/wordprocessingInk" xmlns:wne="http://schemas.microsoft.com/office/word/2006/wordml" xmlns:wps="http://schemas.microsoft.com/office/word/2010/wordprocessingShape" mc:Ignorable="w14 w15 w16se w16cid w16 w16cex w16sdtdh w16sdtfl w16du wp14">
   <w:endnote w:type="separator" w:id="-1">
     <w:p>
       <w:pPr>
@@ -414,7 +794,7 @@
 </file>
 
 <file path=word/footnotes.xml><?xml version="1.0" encoding="utf-8"?>
-<w:footnotes xmlns:wpc="http://schemas.microsoft.com/office/word/2010/wordprocessingCanvas" xmlns:mc="http://schemas.openxmlformats.org/markup-compatibility/2006" xmlns:o="urn:schemas-microsoft-com:office:office" xmlns:r="http://schemas.openxmlformats.org/officeDocument/2006/relationships" xmlns:m="http://schemas.openxmlformats.org/officeDocument/2006/math" xmlns:v="urn:schemas-microsoft-com:vml" xmlns:wp14="http://schemas.microsoft.com/office/word/2010/wordprocessingDrawing" xmlns:wp="http://schemas.openxmlformats.org/drawingml/2006/wordprocessingDrawing" xmlns:w10="urn:schemas-microsoft-com:office:word" xmlns:w="http://schemas.openxmlformats.org/wordprocessingml/2006/main" xmlns:w14="http://schemas.microsoft.com/office/word/2010/wordml" xmlns:w15="http://schemas.microsoft.com/office/word/2012/wordml" xmlns:wpg="http://schemas.microsoft.com/office/word/2010/wordprocessingGroup" xmlns:wpi="http://schemas.microsoft.com/office/word/2010/wordprocessingInk" xmlns:wne="http://schemas.microsoft.com/office/word/2006/wordml" xmlns:wps="http://schemas.microsoft.com/office/word/2010/wordprocessingShape" mc:Ignorable="w14 w15 wp14">
+<w:footnotes xmlns:wpc="http://schemas.microsoft.com/office/word/2010/wordprocessingCanvas" xmlns:cx="http://schemas.microsoft.com/office/drawing/2014/chartex" xmlns:cx1="http://schemas.microsoft.com/office/drawing/2015/9/8/chartex" xmlns:cx2="http://schemas.microsoft.com/office/drawing/2015/10/21/chartex" xmlns:cx3="http://schemas.microsoft.com/office/drawing/2016/5/9/chartex" xmlns:cx4="http://schemas.microsoft.com/office/drawing/2016/5/10/chartex" xmlns:cx5="http://schemas.microsoft.com/office/drawing/2016/5/11/chartex" xmlns:cx6="http://schemas.microsoft.com/office/drawing/2016/5/12/chartex" xmlns:cx7="http://schemas.microsoft.com/office/drawing/2016/5/13/chartex" xmlns:cx8="http://schemas.microsoft.com/office/drawing/2016/5/14/chartex" xmlns:mc="http://schemas.openxmlformats.org/markup-compatibility/2006" xmlns:aink="http://schemas.microsoft.com/office/drawing/2016/ink" xmlns:am3d="http://schemas.microsoft.com/office/drawing/2017/model3d" xmlns:o="urn:schemas-microsoft-com:office:office" xmlns:oel="http://schemas.microsoft.com/office/2019/extlst" xmlns:r="http://schemas.openxmlformats.org/officeDocument/2006/relationships" xmlns:m="http://schemas.openxmlformats.org/officeDocument/2006/math" xmlns:v="urn:schemas-microsoft-com:vml" xmlns:wp14="http://schemas.microsoft.com/office/word/2010/wordprocessingDrawing" xmlns:wp="http://schemas.openxmlformats.org/drawingml/2006/wordprocessingDrawing" xmlns:w10="urn:schemas-microsoft-com:office:word" xmlns:w="http://schemas.openxmlformats.org/wordprocessingml/2006/main" xmlns:w14="http://schemas.microsoft.com/office/word/2010/wordml" xmlns:w15="http://schemas.microsoft.com/office/word/2012/wordml" xmlns:w16cex="http://schemas.microsoft.com/office/word/2018/wordml/cex" xmlns:w16cid="http://schemas.microsoft.com/office/word/2016/wordml/cid" xmlns:w16="http://schemas.microsoft.com/office/word/2018/wordml" xmlns:w16du="http://schemas.microsoft.com/office/word/2023/wordml/word16du" xmlns:w16sdtdh="http://schemas.microsoft.com/office/word/2020/wordml/sdtdatahash" xmlns:w16sdtfl="http://schemas.microsoft.com/office/word/2024/wordml/sdtformatlock" xmlns:w16se="http://schemas.microsoft.com/office/word/2015/wordml/symex" xmlns:wpg="http://schemas.microsoft.com/office/word/2010/wordprocessingGroup" xmlns:wpi="http://schemas.microsoft.com/office/word/2010/wordprocessingInk" xmlns:wne="http://schemas.microsoft.com/office/word/2006/wordml" xmlns:wps="http://schemas.microsoft.com/office/word/2010/wordprocessingShape" mc:Ignorable="w14 w15 w16se w16cid w16 w16cex w16sdtdh w16sdtfl w16du wp14">
   <w:footnote w:type="separator" w:id="-1">
     <w:p>
       <w:pPr>
@@ -439,7 +819,7 @@
 </file>
 
 <file path=word/header1.xml><?xml version="1.0" encoding="utf-8"?>
-<w:hdr xmlns:wpc="http://schemas.microsoft.com/office/word/2010/wordprocessingCanvas" xmlns:mc="http://schemas.openxmlformats.org/markup-compatibility/2006" xmlns:o="urn:schemas-microsoft-com:office:office" xmlns:r="http://schemas.openxmlformats.org/officeDocument/2006/relationships" xmlns:m="http://schemas.openxmlformats.org/officeDocument/2006/math" xmlns:v="urn:schemas-microsoft-com:vml" xmlns:wp14="http://schemas.microsoft.com/office/word/2010/wordprocessingDrawing" xmlns:wp="http://schemas.openxmlformats.org/drawingml/2006/wordprocessingDrawing" xmlns:w10="urn:schemas-microsoft-com:office:word" xmlns:w="http://schemas.openxmlformats.org/wordprocessingml/2006/main" xmlns:w14="http://schemas.microsoft.com/office/word/2010/wordml" xmlns:w15="http://schemas.microsoft.com/office/word/2012/wordml" xmlns:wpg="http://schemas.microsoft.com/office/word/2010/wordprocessingGroup" xmlns:wpi="http://schemas.microsoft.com/office/word/2010/wordprocessingInk" xmlns:wne="http://schemas.microsoft.com/office/word/2006/wordml" xmlns:wps="http://schemas.microsoft.com/office/word/2010/wordprocessingShape" mc:Ignorable="w14 w15 wp14">
+<w:hdr xmlns:wpc="http://schemas.microsoft.com/office/word/2010/wordprocessingCanvas" xmlns:cx="http://schemas.microsoft.com/office/drawing/2014/chartex" xmlns:cx1="http://schemas.microsoft.com/office/drawing/2015/9/8/chartex" xmlns:cx2="http://schemas.microsoft.com/office/drawing/2015/10/21/chartex" xmlns:cx3="http://schemas.microsoft.com/office/drawing/2016/5/9/chartex" xmlns:cx4="http://schemas.microsoft.com/office/drawing/2016/5/10/chartex" xmlns:cx5="http://schemas.microsoft.com/office/drawing/2016/5/11/chartex" xmlns:cx6="http://schemas.microsoft.com/office/drawing/2016/5/12/chartex" xmlns:cx7="http://schemas.microsoft.com/office/drawing/2016/5/13/chartex" xmlns:cx8="http://schemas.microsoft.com/office/drawing/2016/5/14/chartex" xmlns:mc="http://schemas.openxmlformats.org/markup-compatibility/2006" xmlns:aink="http://schemas.microsoft.com/office/drawing/2016/ink" xmlns:am3d="http://schemas.microsoft.com/office/drawing/2017/model3d" xmlns:o="urn:schemas-microsoft-com:office:office" xmlns:oel="http://schemas.microsoft.com/office/2019/extlst" xmlns:r="http://schemas.openxmlformats.org/officeDocument/2006/relationships" xmlns:m="http://schemas.openxmlformats.org/officeDocument/2006/math" xmlns:v="urn:schemas-microsoft-com:vml" xmlns:wp14="http://schemas.microsoft.com/office/word/2010/wordprocessingDrawing" xmlns:wp="http://schemas.openxmlformats.org/drawingml/2006/wordprocessingDrawing" xmlns:w10="urn:schemas-microsoft-com:office:word" xmlns:w="http://schemas.openxmlformats.org/wordprocessingml/2006/main" xmlns:w14="http://schemas.microsoft.com/office/word/2010/wordml" xmlns:w15="http://schemas.microsoft.com/office/word/2012/wordml" xmlns:w16cex="http://schemas.microsoft.com/office/word/2018/wordml/cex" xmlns:w16cid="http://schemas.microsoft.com/office/word/2016/wordml/cid" xmlns:w16="http://schemas.microsoft.com/office/word/2018/wordml" xmlns:w16du="http://schemas.microsoft.com/office/word/2023/wordml/word16du" xmlns:w16sdtdh="http://schemas.microsoft.com/office/word/2020/wordml/sdtdatahash" xmlns:w16sdtfl="http://schemas.microsoft.com/office/word/2024/wordml/sdtformatlock" xmlns:w16se="http://schemas.microsoft.com/office/word/2015/wordml/symex" xmlns:wpg="http://schemas.microsoft.com/office/word/2010/wordprocessingGroup" xmlns:wpi="http://schemas.microsoft.com/office/word/2010/wordprocessingInk" xmlns:wne="http://schemas.microsoft.com/office/word/2006/wordml" xmlns:wps="http://schemas.microsoft.com/office/word/2010/wordprocessingShape" mc:Ignorable="w14 w15 w16se w16cid w16 w16cex w16sdtdh w16sdtfl w16du wp14">
   <w:p>
     <w:pPr>
       <w:pStyle w:val="Header"/>
@@ -458,8 +838,121 @@
 </file>
 
 <file path=word/numbering.xml><?xml version="1.0" encoding="utf-8"?>
-<w:numbering xmlns:wpc="http://schemas.microsoft.com/office/word/2010/wordprocessingCanvas" xmlns:mc="http://schemas.openxmlformats.org/markup-compatibility/2006" xmlns:o="urn:schemas-microsoft-com:office:office" xmlns:r="http://schemas.openxmlformats.org/officeDocument/2006/relationships" xmlns:m="http://schemas.openxmlformats.org/officeDocument/2006/math" xmlns:v="urn:schemas-microsoft-com:vml" xmlns:wp14="http://schemas.microsoft.com/office/word/2010/wordprocessingDrawing" xmlns:wp="http://schemas.openxmlformats.org/drawingml/2006/wordprocessingDrawing" xmlns:w10="urn:schemas-microsoft-com:office:word" xmlns:w="http://schemas.openxmlformats.org/wordprocessingml/2006/main" xmlns:w14="http://schemas.microsoft.com/office/word/2010/wordml" xmlns:w15="http://schemas.microsoft.com/office/word/2012/wordml" xmlns:wpg="http://schemas.microsoft.com/office/word/2010/wordprocessingGroup" xmlns:wpi="http://schemas.microsoft.com/office/word/2010/wordprocessingInk" xmlns:wne="http://schemas.microsoft.com/office/word/2006/wordml" xmlns:wps="http://schemas.microsoft.com/office/word/2010/wordprocessingShape" mc:Ignorable="w14 w15 wp14">
+<w:numbering xmlns:wpc="http://schemas.microsoft.com/office/word/2010/wordprocessingCanvas" xmlns:cx="http://schemas.microsoft.com/office/drawing/2014/chartex" xmlns:cx1="http://schemas.microsoft.com/office/drawing/2015/9/8/chartex" xmlns:cx2="http://schemas.microsoft.com/office/drawing/2015/10/21/chartex" xmlns:cx3="http://schemas.microsoft.com/office/drawing/2016/5/9/chartex" xmlns:cx4="http://schemas.microsoft.com/office/drawing/2016/5/10/chartex" xmlns:cx5="http://schemas.microsoft.com/office/drawing/2016/5/11/chartex" xmlns:cx6="http://schemas.microsoft.com/office/drawing/2016/5/12/chartex" xmlns:cx7="http://schemas.microsoft.com/office/drawing/2016/5/13/chartex" xmlns:cx8="http://schemas.microsoft.com/office/drawing/2016/5/14/chartex" xmlns:mc="http://schemas.openxmlformats.org/markup-compatibility/2006" xmlns:aink="http://schemas.microsoft.com/office/drawing/2016/ink" xmlns:am3d="http://schemas.microsoft.com/office/drawing/2017/model3d" xmlns:o="urn:schemas-microsoft-com:office:office" xmlns:oel="http://schemas.microsoft.com/office/2019/extlst" xmlns:r="http://schemas.openxmlformats.org/officeDocument/2006/relationships" xmlns:m="http://schemas.openxmlformats.org/officeDocument/2006/math" xmlns:v="urn:schemas-microsoft-com:vml" xmlns:wp14="http://schemas.microsoft.com/office/word/2010/wordprocessingDrawing" xmlns:wp="http://schemas.openxmlformats.org/drawingml/2006/wordprocessingDrawing" xmlns:w10="urn:schemas-microsoft-com:office:word" xmlns:w="http://schemas.openxmlformats.org/wordprocessingml/2006/main" xmlns:w14="http://schemas.microsoft.com/office/word/2010/wordml" xmlns:w15="http://schemas.microsoft.com/office/word/2012/wordml" xmlns:w16cex="http://schemas.microsoft.com/office/word/2018/wordml/cex" xmlns:w16cid="http://schemas.microsoft.com/office/word/2016/wordml/cid" xmlns:w16="http://schemas.microsoft.com/office/word/2018/wordml" xmlns:w16du="http://schemas.microsoft.com/office/word/2023/wordml/word16du" xmlns:w16sdtdh="http://schemas.microsoft.com/office/word/2020/wordml/sdtdatahash" xmlns:w16sdtfl="http://schemas.microsoft.com/office/word/2024/wordml/sdtformatlock" xmlns:w16se="http://schemas.microsoft.com/office/word/2015/wordml/symex" xmlns:wpg="http://schemas.microsoft.com/office/word/2010/wordprocessingGroup" xmlns:wpi="http://schemas.microsoft.com/office/word/2010/wordprocessingInk" xmlns:wne="http://schemas.microsoft.com/office/word/2006/wordml" xmlns:wps="http://schemas.microsoft.com/office/word/2010/wordprocessingShape" mc:Ignorable="w14 w15 w16se w16cid w16 w16cex w16sdtdh w16sdtfl w16du wp14">
   <w:abstractNum w:abstractNumId="0" w15:restartNumberingAfterBreak="0">
+    <w:nsid w:val="13B238B1"/>
+    <w:multiLevelType w:val="multilevel"/>
+    <w:tmpl w:val="4EFC6A1A"/>
+    <w:lvl w:ilvl="0">
+      <w:start w:val="1"/>
+      <w:numFmt w:val="bullet"/>
+      <w:lvlText w:val="-"/>
+      <w:lvlJc w:val="left"/>
+      <w:pPr>
+        <w:ind w:left="720" w:hanging="360"/>
+      </w:pPr>
+      <w:rPr>
+        <w:rFonts w:ascii="Times New Roman" w:eastAsia="Calibri" w:hAnsi="Times New Roman" w:cs="Times New Roman" w:hint="default"/>
+      </w:rPr>
+    </w:lvl>
+    <w:lvl w:ilvl="1">
+      <w:start w:val="1"/>
+      <w:numFmt w:val="bullet"/>
+      <w:lvlText w:val="o"/>
+      <w:lvlJc w:val="left"/>
+      <w:pPr>
+        <w:ind w:left="1440" w:hanging="360"/>
+      </w:pPr>
+      <w:rPr>
+        <w:rFonts w:ascii="Courier New" w:hAnsi="Courier New" w:cs="Courier New" w:hint="default"/>
+      </w:rPr>
+    </w:lvl>
+    <w:lvl w:ilvl="2">
+      <w:start w:val="1"/>
+      <w:numFmt w:val="bullet"/>
+      <w:lvlText w:val=""/>
+      <w:lvlJc w:val="left"/>
+      <w:pPr>
+        <w:ind w:left="2160" w:hanging="360"/>
+      </w:pPr>
+      <w:rPr>
+        <w:rFonts w:ascii="Wingdings" w:hAnsi="Wingdings" w:hint="default"/>
+      </w:rPr>
+    </w:lvl>
+    <w:lvl w:ilvl="3">
+      <w:start w:val="1"/>
+      <w:numFmt w:val="bullet"/>
+      <w:lvlText w:val=""/>
+      <w:lvlJc w:val="left"/>
+      <w:pPr>
+        <w:ind w:left="2880" w:hanging="360"/>
+      </w:pPr>
+      <w:rPr>
+        <w:rFonts w:ascii="Symbol" w:hAnsi="Symbol" w:hint="default"/>
+      </w:rPr>
+    </w:lvl>
+    <w:lvl w:ilvl="4">
+      <w:start w:val="1"/>
+      <w:numFmt w:val="bullet"/>
+      <w:lvlText w:val="o"/>
+      <w:lvlJc w:val="left"/>
+      <w:pPr>
+        <w:ind w:left="3600" w:hanging="360"/>
+      </w:pPr>
+      <w:rPr>
+        <w:rFonts w:ascii="Courier New" w:hAnsi="Courier New" w:cs="Courier New" w:hint="default"/>
+      </w:rPr>
+    </w:lvl>
+    <w:lvl w:ilvl="5">
+      <w:start w:val="1"/>
+      <w:numFmt w:val="bullet"/>
+      <w:lvlText w:val=""/>
+      <w:lvlJc w:val="left"/>
+      <w:pPr>
+        <w:ind w:left="4320" w:hanging="360"/>
+      </w:pPr>
+      <w:rPr>
+        <w:rFonts w:ascii="Wingdings" w:hAnsi="Wingdings" w:hint="default"/>
+      </w:rPr>
+    </w:lvl>
+    <w:lvl w:ilvl="6">
+      <w:start w:val="1"/>
+      <w:numFmt w:val="bullet"/>
+      <w:lvlText w:val=""/>
+      <w:lvlJc w:val="left"/>
+      <w:pPr>
+        <w:ind w:left="5040" w:hanging="360"/>
+      </w:pPr>
+      <w:rPr>
+        <w:rFonts w:ascii="Symbol" w:hAnsi="Symbol" w:hint="default"/>
+      </w:rPr>
+    </w:lvl>
+    <w:lvl w:ilvl="7">
+      <w:start w:val="1"/>
+      <w:numFmt w:val="bullet"/>
+      <w:lvlText w:val="o"/>
+      <w:lvlJc w:val="left"/>
+      <w:pPr>
+        <w:ind w:left="5760" w:hanging="360"/>
+      </w:pPr>
+      <w:rPr>
+        <w:rFonts w:ascii="Courier New" w:hAnsi="Courier New" w:cs="Courier New" w:hint="default"/>
+      </w:rPr>
+    </w:lvl>
+    <w:lvl w:ilvl="8">
+      <w:start w:val="1"/>
+      <w:numFmt w:val="bullet"/>
+      <w:lvlText w:val=""/>
+      <w:lvlJc w:val="left"/>
+      <w:pPr>
+        <w:ind w:left="6480" w:hanging="360"/>
+      </w:pPr>
+      <w:rPr>
+        <w:rFonts w:ascii="Wingdings" w:hAnsi="Wingdings" w:hint="default"/>
+      </w:rPr>
+    </w:lvl>
+  </w:abstractNum>
+  <w:abstractNum w:abstractNumId="1" w15:restartNumberingAfterBreak="0">
     <w:nsid w:val="578F4812"/>
     <w:multiLevelType w:val="hybridMultilevel"/>
     <w:tmpl w:val="A85696C4"/>
@@ -571,14 +1064,26 @@
       </w:rPr>
     </w:lvl>
   </w:abstractNum>
-  <w:num w:numId="1">
+  <w:num w:numId="1" w16cid:durableId="1410039576">
+    <w:abstractNumId w:val="1"/>
+  </w:num>
+  <w:num w:numId="2" w16cid:durableId="1774015311">
     <w:abstractNumId w:val="0"/>
+    <w:lvlOverride w:ilvl="0"/>
+    <w:lvlOverride w:ilvl="1"/>
+    <w:lvlOverride w:ilvl="2"/>
+    <w:lvlOverride w:ilvl="3"/>
+    <w:lvlOverride w:ilvl="4"/>
+    <w:lvlOverride w:ilvl="5"/>
+    <w:lvlOverride w:ilvl="6"/>
+    <w:lvlOverride w:ilvl="7"/>
+    <w:lvlOverride w:ilvl="8"/>
   </w:num>
 </w:numbering>
 </file>
 
 <file path=word/styles.xml><?xml version="1.0" encoding="utf-8"?>
-<w:styles xmlns:mc="http://schemas.openxmlformats.org/markup-compatibility/2006" xmlns:r="http://schemas.openxmlformats.org/officeDocument/2006/relationships" xmlns:w="http://schemas.openxmlformats.org/wordprocessingml/2006/main" xmlns:w14="http://schemas.microsoft.com/office/word/2010/wordml" xmlns:w15="http://schemas.microsoft.com/office/word/2012/wordml" mc:Ignorable="w14 w15">
+<w:styles xmlns:mc="http://schemas.openxmlformats.org/markup-compatibility/2006" xmlns:r="http://schemas.openxmlformats.org/officeDocument/2006/relationships" xmlns:w="http://schemas.openxmlformats.org/wordprocessingml/2006/main" xmlns:w14="http://schemas.microsoft.com/office/word/2010/wordml" xmlns:w15="http://schemas.microsoft.com/office/word/2012/wordml" xmlns:w16cex="http://schemas.microsoft.com/office/word/2018/wordml/cex" xmlns:w16cid="http://schemas.microsoft.com/office/word/2016/wordml/cid" xmlns:w16="http://schemas.microsoft.com/office/word/2018/wordml" xmlns:w16du="http://schemas.microsoft.com/office/word/2023/wordml/word16du" xmlns:w16sdtdh="http://schemas.microsoft.com/office/word/2020/wordml/sdtdatahash" xmlns:w16sdtfl="http://schemas.microsoft.com/office/word/2024/wordml/sdtformatlock" xmlns:w16se="http://schemas.microsoft.com/office/word/2015/wordml/symex" mc:Ignorable="w14 w15 w16se w16cid w16 w16cex w16sdtdh w16sdtfl w16du">
   <w:docDefaults>
     <w:rPrDefault>
       <w:rPr>
@@ -594,7 +1099,7 @@
       </w:pPr>
     </w:pPrDefault>
   </w:docDefaults>
-  <w:latentStyles w:defLockedState="0" w:defUIPriority="99" w:defSemiHidden="0" w:defUnhideWhenUsed="0" w:defQFormat="0" w:count="371">
+  <w:latentStyles w:defLockedState="0" w:defUIPriority="99" w:defSemiHidden="0" w:defUnhideWhenUsed="0" w:defQFormat="0" w:count="376">
     <w:lsdException w:name="Normal" w:uiPriority="0" w:qFormat="1"/>
     <w:lsdException w:name="heading 1" w:uiPriority="9" w:qFormat="1"/>
     <w:lsdException w:name="heading 2" w:semiHidden="1" w:uiPriority="9" w:unhideWhenUsed="1" w:qFormat="1"/>
@@ -966,6 +1471,11 @@
     <w:lsdException w:name="List Table 5 Dark Accent 6" w:uiPriority="50"/>
     <w:lsdException w:name="List Table 6 Colorful Accent 6" w:uiPriority="51"/>
     <w:lsdException w:name="List Table 7 Colorful Accent 6" w:uiPriority="52"/>
+    <w:lsdException w:name="Mention" w:semiHidden="1" w:unhideWhenUsed="1"/>
+    <w:lsdException w:name="Smart Hyperlink" w:semiHidden="1" w:unhideWhenUsed="1"/>
+    <w:lsdException w:name="Hashtag" w:semiHidden="1" w:unhideWhenUsed="1"/>
+    <w:lsdException w:name="Unresolved Mention" w:semiHidden="1" w:unhideWhenUsed="1"/>
+    <w:lsdException w:name="Smart Link" w:semiHidden="1" w:unhideWhenUsed="1"/>
   </w:latentStyles>
   <w:style w:type="paragraph" w:default="1" w:styleId="Normal">
     <w:name w:val="Normal"/>
@@ -974,7 +1484,6 @@
   <w:style w:type="character" w:default="1" w:styleId="DefaultParagraphFont">
     <w:name w:val="Default Paragraph Font"/>
     <w:uiPriority w:val="1"/>
-    <w:semiHidden/>
     <w:unhideWhenUsed/>
   </w:style>
   <w:style w:type="table" w:default="1" w:styleId="TableNormal">
